--- a/(F)TERMO DE INSTAURAÇÃO E DELIBERAÇÃO.docx
+++ b/(F)TERMO DE INSTAURAÇÃO E DELIBERAÇÃO.docx
@@ -103,7 +103,7 @@
           <w:szCs w:val="22"/>
           <w:shd w:fill="FFFF00" w:val="clear"/>
         </w:rPr>
-        <w:t>{{Protocolo}}</w:t>
+        <w:t>{{ Protocolo }}</w:t>
       </w:r>
     </w:p>
     <w:p>
@@ -151,35 +151,7 @@
           <w:szCs w:val="22"/>
         </w:rPr>
         <w:tab/>
-        <w:t xml:space="preserve">A Comissão de Requalificação e Readaptação Funcional (CORREF), em conformidade com suas atribuições regimentais, por meio do presente Termo, instaura o Processo Administrativo Digital de Requalificação e Readaptação Funcional referente </w:t>
-      </w:r>
-      <w:r>
-        <w:rPr>
-          <w:sz w:val="22"/>
-          <w:szCs w:val="22"/>
-        </w:rPr>
-        <w:t>à</w:t>
-      </w:r>
-      <w:r>
-        <w:rPr>
-          <w:sz w:val="22"/>
-          <w:szCs w:val="22"/>
-        </w:rPr>
-        <w:t xml:space="preserve"> servidor</w:t>
-      </w:r>
-      <w:r>
-        <w:rPr>
-          <w:sz w:val="22"/>
-          <w:szCs w:val="22"/>
-        </w:rPr>
-        <w:t>a</w:t>
-      </w:r>
-      <w:r>
-        <w:rPr>
-          <w:sz w:val="22"/>
-          <w:szCs w:val="22"/>
-        </w:rPr>
-        <w:t xml:space="preserve"> </w:t>
+        <w:t xml:space="preserve">A Comissão de Requalificação e Readaptação Funcional (CORREF), em conformidade com suas atribuições regimentais, por meio do presente Termo, instaura o Processo Administrativo Digital de Requalificação e Readaptação Funcional referente à servidora </w:t>
       </w:r>
       <w:r>
         <w:rPr>
@@ -187,7 +159,7 @@
           <w:szCs w:val="22"/>
           <w:shd w:fill="FFFF00" w:val="clear"/>
         </w:rPr>
-        <w:t>{{Servidor}}</w:t>
+        <w:t>{{ Servidor }}</w:t>
       </w:r>
       <w:r>
         <w:rPr>
@@ -217,7 +189,7 @@
           <w:szCs w:val="22"/>
           <w:shd w:fill="FFFF00" w:val="clear"/>
         </w:rPr>
-        <w:t>{{Cargo}}</w:t>
+        <w:t>{{ Cargo }}</w:t>
       </w:r>
       <w:r>
         <w:rPr>
@@ -323,35 +295,7 @@
           <w:szCs w:val="22"/>
         </w:rPr>
         <w:tab/>
-        <w:t>Este Termo tem como objetivo primordial a instauração formal do processo administrativo visando à eventual readaptação funcional d</w:t>
-      </w:r>
-      <w:r>
-        <w:rPr>
-          <w:sz w:val="22"/>
-          <w:szCs w:val="22"/>
-        </w:rPr>
-        <w:t>a</w:t>
-      </w:r>
-      <w:r>
-        <w:rPr>
-          <w:sz w:val="22"/>
-          <w:szCs w:val="22"/>
-        </w:rPr>
-        <w:t xml:space="preserve"> servidor</w:t>
-      </w:r>
-      <w:r>
-        <w:rPr>
-          <w:sz w:val="22"/>
-          <w:szCs w:val="22"/>
-        </w:rPr>
-        <w:t>a</w:t>
-      </w:r>
-      <w:r>
-        <w:rPr>
-          <w:sz w:val="22"/>
-          <w:szCs w:val="22"/>
-        </w:rPr>
-        <w:t xml:space="preserve"> </w:t>
+        <w:t xml:space="preserve">Este Termo tem como objetivo primordial a instauração formal do processo administrativo visando à eventual readaptação funcional da servidora </w:t>
       </w:r>
       <w:r>
         <w:rPr>
@@ -359,7 +303,7 @@
           <w:szCs w:val="22"/>
           <w:shd w:fill="FFFF00" w:val="clear"/>
         </w:rPr>
-        <w:t>{{Servidor}}</w:t>
+        <w:t>{{ Servidor }}</w:t>
       </w:r>
       <w:r>
         <w:rPr>
@@ -493,35 +437,7 @@
           <w:szCs w:val="22"/>
         </w:rPr>
         <w:tab/>
-        <w:t>Determina-se a autuação formal de todos os elementos documentais e informativos previamente encaminhados a esta Comissão, com a finalidade de instruir a abertura do respectivo processo administrativo. Inclui-se nesta autuação a organização dos documentos comprobatórios, relatórios, pareceres e quaisquer outras peças pertinentes que fundamentam a necessidade e a análise do pedido de readaptação funcional d</w:t>
-      </w:r>
-      <w:r>
-        <w:rPr>
-          <w:sz w:val="22"/>
-          <w:szCs w:val="22"/>
-        </w:rPr>
-        <w:t>a</w:t>
-      </w:r>
-      <w:r>
-        <w:rPr>
-          <w:sz w:val="22"/>
-          <w:szCs w:val="22"/>
-        </w:rPr>
-        <w:t xml:space="preserve"> servidor</w:t>
-      </w:r>
-      <w:r>
-        <w:rPr>
-          <w:sz w:val="22"/>
-          <w:szCs w:val="22"/>
-        </w:rPr>
-        <w:t>a</w:t>
-      </w:r>
-      <w:r>
-        <w:rPr>
-          <w:sz w:val="22"/>
-          <w:szCs w:val="22"/>
-        </w:rPr>
-        <w:t xml:space="preserve"> </w:t>
+        <w:t xml:space="preserve">Determina-se a autuação formal de todos os elementos documentais e informativos previamente encaminhados a esta Comissão, com a finalidade de instruir a abertura do respectivo processo administrativo. Inclui-se nesta autuação a organização dos documentos comprobatórios, relatórios, pareceres e quaisquer outras peças pertinentes que fundamentam a necessidade e a análise do pedido de readaptação funcional da servidora </w:t>
       </w:r>
       <w:r>
         <w:rPr>
@@ -529,7 +445,7 @@
           <w:szCs w:val="22"/>
           <w:shd w:fill="FFFF00" w:val="clear"/>
         </w:rPr>
-        <w:t>{{Servidor}}</w:t>
+        <w:t>{{ Servidor }}</w:t>
       </w:r>
       <w:r>
         <w:rPr>
@@ -1216,7 +1132,7 @@
                       <w:txbxContent>
                         <w:p>
                           <w:pPr>
-                            <w:pStyle w:val="Contedodoquadrouser"/>
+                            <w:pStyle w:val="Contedodoquadro"/>
                             <w:widowControl/>
                             <w:suppressAutoHyphens w:val="true"/>
                             <w:bidi w:val="0"/>
@@ -1237,7 +1153,7 @@
                         </w:p>
                         <w:p>
                           <w:pPr>
-                            <w:pStyle w:val="Contedodoquadrouser"/>
+                            <w:pStyle w:val="Contedodoquadro"/>
                             <w:widowControl/>
                             <w:suppressAutoHyphens w:val="true"/>
                             <w:bidi w:val="0"/>
@@ -1258,7 +1174,7 @@
                         </w:p>
                         <w:p>
                           <w:pPr>
-                            <w:pStyle w:val="Contedodoquadrouser"/>
+                            <w:pStyle w:val="Contedodoquadro"/>
                             <w:widowControl/>
                             <w:suppressAutoHyphens w:val="true"/>
                             <w:bidi w:val="0"/>
@@ -1278,7 +1194,7 @@
                         </w:p>
                         <w:p>
                           <w:pPr>
-                            <w:pStyle w:val="Contedodoquadrouser"/>
+                            <w:pStyle w:val="Contedodoquadro"/>
                             <w:widowControl/>
                             <w:suppressAutoHyphens w:val="true"/>
                             <w:bidi w:val="0"/>
@@ -1298,7 +1214,7 @@
                         </w:p>
                         <w:p>
                           <w:pPr>
-                            <w:pStyle w:val="Contedodoquadrouser"/>
+                            <w:pStyle w:val="Contedodoquadro"/>
                             <w:spacing w:lineRule="auto" w:line="240" w:before="0" w:after="0"/>
                             <w:jc w:val="both"/>
                             <w:rPr>
@@ -1315,7 +1231,7 @@
                         </w:p>
                         <w:p>
                           <w:pPr>
-                            <w:pStyle w:val="Contedodoquadrouser"/>
+                            <w:pStyle w:val="Contedodoquadro"/>
                             <w:spacing w:lineRule="auto" w:line="240" w:before="0" w:after="0"/>
                             <w:jc w:val="both"/>
                             <w:rPr>
@@ -1349,7 +1265,7 @@
                 <w:txbxContent>
                   <w:p>
                     <w:pPr>
-                      <w:pStyle w:val="Contedodoquadrouser"/>
+                      <w:pStyle w:val="Contedodoquadro"/>
                       <w:widowControl/>
                       <w:suppressAutoHyphens w:val="true"/>
                       <w:bidi w:val="0"/>
@@ -1370,7 +1286,7 @@
                   </w:p>
                   <w:p>
                     <w:pPr>
-                      <w:pStyle w:val="Contedodoquadrouser"/>
+                      <w:pStyle w:val="Contedodoquadro"/>
                       <w:widowControl/>
                       <w:suppressAutoHyphens w:val="true"/>
                       <w:bidi w:val="0"/>
@@ -1391,7 +1307,7 @@
                   </w:p>
                   <w:p>
                     <w:pPr>
-                      <w:pStyle w:val="Contedodoquadrouser"/>
+                      <w:pStyle w:val="Contedodoquadro"/>
                       <w:widowControl/>
                       <w:suppressAutoHyphens w:val="true"/>
                       <w:bidi w:val="0"/>
@@ -1411,7 +1327,7 @@
                   </w:p>
                   <w:p>
                     <w:pPr>
-                      <w:pStyle w:val="Contedodoquadrouser"/>
+                      <w:pStyle w:val="Contedodoquadro"/>
                       <w:widowControl/>
                       <w:suppressAutoHyphens w:val="true"/>
                       <w:bidi w:val="0"/>
@@ -1431,7 +1347,7 @@
                   </w:p>
                   <w:p>
                     <w:pPr>
-                      <w:pStyle w:val="Contedodoquadrouser"/>
+                      <w:pStyle w:val="Contedodoquadro"/>
                       <w:spacing w:lineRule="auto" w:line="240" w:before="0" w:after="0"/>
                       <w:jc w:val="both"/>
                       <w:rPr>
@@ -1448,7 +1364,7 @@
                   </w:p>
                   <w:p>
                     <w:pPr>
-                      <w:pStyle w:val="Contedodoquadrouser"/>
+                      <w:pStyle w:val="Contedodoquadro"/>
                       <w:spacing w:lineRule="auto" w:line="240" w:before="0" w:after="0"/>
                       <w:jc w:val="both"/>
                       <w:rPr>
@@ -1475,7 +1391,7 @@
             <wp:anchor distT="6985" distB="5715" distL="6985" distR="5715" simplePos="0" relativeHeight="5" behindDoc="1" locked="0" layoutInCell="1" allowOverlap="1" wp14:anchorId="300F772A">
               <wp:simplePos x="0" y="0"/>
               <wp:positionH relativeFrom="column">
-                <wp:posOffset>1091565</wp:posOffset>
+                <wp:posOffset>1090930</wp:posOffset>
               </wp:positionH>
               <wp:positionV relativeFrom="paragraph">
                 <wp:posOffset>-459105</wp:posOffset>
@@ -1528,7 +1444,7 @@
         </mc:Choice>
         <mc:Fallback>
           <w:pict>
-            <v:rect id="shape_0" fillcolor="#f79646" stroked="t" o:allowincell="f" style="position:absolute;margin-left:85.95pt;margin-top:-36.2pt;width:353.2pt;height:6.7pt;flip:y;mso-wrap-style:none;v-text-anchor:middle" wp14:anchorId="300F772A">
+            <v:rect id="shape_0" fillcolor="#f79646" stroked="t" o:allowincell="f" style="position:absolute;margin-left:85.9pt;margin-top:-36.2pt;width:353.2pt;height:6.7pt;flip:y;mso-wrap-style:none;v-text-anchor:middle" wp14:anchorId="300F772A">
               <v:fill o:detectmouseclick="t" type="solid" color2="#0869b9"/>
               <v:stroke color="#f79646" weight="12600" joinstyle="miter" endcap="flat"/>
               <v:shadow on="t" obscured="f" color="#fbd4b4"/>
@@ -1737,7 +1653,7 @@
                       <w:txbxContent>
                         <w:p>
                           <w:pPr>
-                            <w:pStyle w:val="Contedodoquadrouser"/>
+                            <w:pStyle w:val="Contedodoquadro"/>
                             <w:widowControl/>
                             <w:suppressAutoHyphens w:val="true"/>
                             <w:bidi w:val="0"/>
@@ -1758,7 +1674,7 @@
                         </w:p>
                         <w:p>
                           <w:pPr>
-                            <w:pStyle w:val="Contedodoquadrouser"/>
+                            <w:pStyle w:val="Contedodoquadro"/>
                             <w:widowControl/>
                             <w:suppressAutoHyphens w:val="true"/>
                             <w:bidi w:val="0"/>
@@ -1779,7 +1695,7 @@
                         </w:p>
                         <w:p>
                           <w:pPr>
-                            <w:pStyle w:val="Contedodoquadrouser"/>
+                            <w:pStyle w:val="Contedodoquadro"/>
                             <w:widowControl/>
                             <w:suppressAutoHyphens w:val="true"/>
                             <w:bidi w:val="0"/>
@@ -1799,7 +1715,7 @@
                         </w:p>
                         <w:p>
                           <w:pPr>
-                            <w:pStyle w:val="Contedodoquadrouser"/>
+                            <w:pStyle w:val="Contedodoquadro"/>
                             <w:widowControl/>
                             <w:suppressAutoHyphens w:val="true"/>
                             <w:bidi w:val="0"/>
@@ -1819,7 +1735,7 @@
                         </w:p>
                         <w:p>
                           <w:pPr>
-                            <w:pStyle w:val="Contedodoquadrouser"/>
+                            <w:pStyle w:val="Contedodoquadro"/>
                             <w:spacing w:lineRule="auto" w:line="240" w:before="0" w:after="0"/>
                             <w:jc w:val="both"/>
                             <w:rPr>
@@ -1836,7 +1752,7 @@
                         </w:p>
                         <w:p>
                           <w:pPr>
-                            <w:pStyle w:val="Contedodoquadrouser"/>
+                            <w:pStyle w:val="Contedodoquadro"/>
                             <w:spacing w:lineRule="auto" w:line="240" w:before="0" w:after="0"/>
                             <w:jc w:val="both"/>
                             <w:rPr>
@@ -1870,7 +1786,7 @@
                 <w:txbxContent>
                   <w:p>
                     <w:pPr>
-                      <w:pStyle w:val="Contedodoquadrouser"/>
+                      <w:pStyle w:val="Contedodoquadro"/>
                       <w:widowControl/>
                       <w:suppressAutoHyphens w:val="true"/>
                       <w:bidi w:val="0"/>
@@ -1891,7 +1807,7 @@
                   </w:p>
                   <w:p>
                     <w:pPr>
-                      <w:pStyle w:val="Contedodoquadrouser"/>
+                      <w:pStyle w:val="Contedodoquadro"/>
                       <w:widowControl/>
                       <w:suppressAutoHyphens w:val="true"/>
                       <w:bidi w:val="0"/>
@@ -1912,7 +1828,7 @@
                   </w:p>
                   <w:p>
                     <w:pPr>
-                      <w:pStyle w:val="Contedodoquadrouser"/>
+                      <w:pStyle w:val="Contedodoquadro"/>
                       <w:widowControl/>
                       <w:suppressAutoHyphens w:val="true"/>
                       <w:bidi w:val="0"/>
@@ -1932,7 +1848,7 @@
                   </w:p>
                   <w:p>
                     <w:pPr>
-                      <w:pStyle w:val="Contedodoquadrouser"/>
+                      <w:pStyle w:val="Contedodoquadro"/>
                       <w:widowControl/>
                       <w:suppressAutoHyphens w:val="true"/>
                       <w:bidi w:val="0"/>
@@ -1952,7 +1868,7 @@
                   </w:p>
                   <w:p>
                     <w:pPr>
-                      <w:pStyle w:val="Contedodoquadrouser"/>
+                      <w:pStyle w:val="Contedodoquadro"/>
                       <w:spacing w:lineRule="auto" w:line="240" w:before="0" w:after="0"/>
                       <w:jc w:val="both"/>
                       <w:rPr>
@@ -1969,7 +1885,7 @@
                   </w:p>
                   <w:p>
                     <w:pPr>
-                      <w:pStyle w:val="Contedodoquadrouser"/>
+                      <w:pStyle w:val="Contedodoquadro"/>
                       <w:spacing w:lineRule="auto" w:line="240" w:before="0" w:after="0"/>
                       <w:jc w:val="both"/>
                       <w:rPr>
@@ -1996,7 +1912,7 @@
             <wp:anchor distT="6985" distB="5715" distL="6985" distR="5715" simplePos="0" relativeHeight="5" behindDoc="1" locked="0" layoutInCell="1" allowOverlap="1" wp14:anchorId="300F772A">
               <wp:simplePos x="0" y="0"/>
               <wp:positionH relativeFrom="column">
-                <wp:posOffset>1091565</wp:posOffset>
+                <wp:posOffset>1090930</wp:posOffset>
               </wp:positionH>
               <wp:positionV relativeFrom="paragraph">
                 <wp:posOffset>-459105</wp:posOffset>
@@ -2049,7 +1965,7 @@
         </mc:Choice>
         <mc:Fallback>
           <w:pict>
-            <v:rect id="shape_0" fillcolor="#f79646" stroked="t" o:allowincell="f" style="position:absolute;margin-left:85.95pt;margin-top:-36.2pt;width:353.2pt;height:6.7pt;flip:y;mso-wrap-style:none;v-text-anchor:middle" wp14:anchorId="300F772A">
+            <v:rect id="shape_0" fillcolor="#f79646" stroked="t" o:allowincell="f" style="position:absolute;margin-left:85.9pt;margin-top:-36.2pt;width:353.2pt;height:6.7pt;flip:y;mso-wrap-style:none;v-text-anchor:middle" wp14:anchorId="300F772A">
               <v:fill o:detectmouseclick="t" type="solid" color2="#0869b9"/>
               <v:stroke color="#f79646" weight="12600" joinstyle="miter" endcap="flat"/>
               <v:shadow on="t" obscured="f" color="#fbd4b4"/>
@@ -2752,15 +2668,15 @@
       <w:rFonts w:cs="Arial"/>
     </w:rPr>
   </w:style>
-  <w:style w:type="paragraph" w:styleId="Cabealhoerodapuser">
-    <w:name w:val="Cabeçalho e rodapé (user)"/>
+  <w:style w:type="paragraph" w:styleId="Cabealhoerodap">
+    <w:name w:val="Cabeçalho e rodapé"/>
     <w:basedOn w:val="Normal"/>
     <w:qFormat/>
     <w:pPr/>
     <w:rPr/>
   </w:style>
-  <w:style w:type="paragraph" w:styleId="Cabealhoerodap">
-    <w:name w:val="Cabeçalho e rodapé"/>
+  <w:style w:type="paragraph" w:styleId="Cabealhoerodapuser">
+    <w:name w:val="Cabeçalho e rodapé (user)"/>
     <w:basedOn w:val="Normal"/>
     <w:qFormat/>
     <w:pPr/>
@@ -2830,15 +2746,15 @@
       <w:lang w:eastAsia="pt-BR"/>
     </w:rPr>
   </w:style>
-  <w:style w:type="paragraph" w:styleId="Contedodoquadrouser">
-    <w:name w:val="Conteúdo do quadro (user)"/>
+  <w:style w:type="paragraph" w:styleId="Contedodoquadro">
+    <w:name w:val="Conteúdo do quadro"/>
     <w:basedOn w:val="Normal"/>
     <w:qFormat/>
     <w:pPr/>
     <w:rPr/>
   </w:style>
-  <w:style w:type="paragraph" w:styleId="Contedodoquadro">
-    <w:name w:val="Conteúdo do quadro"/>
+  <w:style w:type="paragraph" w:styleId="Contedodoquadrouser">
+    <w:name w:val="Conteúdo do quadro (user)"/>
     <w:basedOn w:val="Normal"/>
     <w:qFormat/>
     <w:pPr/>
@@ -2883,8 +2799,8 @@
       <w:lang w:val="pt-BR" w:eastAsia="pt-BR" w:bidi="ar-SA"/>
     </w:rPr>
   </w:style>
-  <w:style w:type="numbering" w:styleId="Semlistauser" w:default="1">
-    <w:name w:val="Sem lista (user)"/>
+  <w:style w:type="numbering" w:styleId="Semlista" w:default="1">
+    <w:name w:val="Sem lista"/>
     <w:uiPriority w:val="99"/>
     <w:semiHidden/>
     <w:unhideWhenUsed/>

--- a/(F)TERMO DE INSTAURAÇÃO E DELIBERAÇÃO.docx
+++ b/(F)TERMO DE INSTAURAÇÃO E DELIBERAÇÃO.docx
@@ -159,7 +159,7 @@
           <w:szCs w:val="22"/>
           <w:shd w:fill="FFFF00" w:val="clear"/>
         </w:rPr>
-        <w:t>{{ Servidor }}</w:t>
+        <w:t>{{Nome}}</w:t>
       </w:r>
       <w:r>
         <w:rPr>
@@ -174,7 +174,23 @@
           <w:szCs w:val="22"/>
           <w:shd w:fill="FFFF00" w:val="clear"/>
         </w:rPr>
-        <w:t>{{Matrícula}}</w:t>
+        <w:t>{{Matr</w:t>
+      </w:r>
+      <w:r>
+        <w:rPr>
+          <w:sz w:val="22"/>
+          <w:szCs w:val="22"/>
+          <w:shd w:fill="FFFF00" w:val="clear"/>
+        </w:rPr>
+        <w:t>i</w:t>
+      </w:r>
+      <w:r>
+        <w:rPr>
+          <w:sz w:val="22"/>
+          <w:szCs w:val="22"/>
+          <w:shd w:fill="FFFF00" w:val="clear"/>
+        </w:rPr>
+        <w:t>cula}}</w:t>
       </w:r>
       <w:r>
         <w:rPr>
@@ -189,7 +205,7 @@
           <w:szCs w:val="22"/>
           <w:shd w:fill="FFFF00" w:val="clear"/>
         </w:rPr>
-        <w:t>{{ Cargo }}</w:t>
+        <w:t>{{Cargo}}</w:t>
       </w:r>
       <w:r>
         <w:rPr>
@@ -303,7 +319,7 @@
           <w:szCs w:val="22"/>
           <w:shd w:fill="FFFF00" w:val="clear"/>
         </w:rPr>
-        <w:t>{{ Servidor }}</w:t>
+        <w:t>{{Nome}}</w:t>
       </w:r>
       <w:r>
         <w:rPr>
@@ -445,7 +461,7 @@
           <w:szCs w:val="22"/>
           <w:shd w:fill="FFFF00" w:val="clear"/>
         </w:rPr>
-        <w:t>{{ Servidor }}</w:t>
+        <w:t>{{Nome}}</w:t>
       </w:r>
       <w:r>
         <w:rPr>
@@ -1391,7 +1407,7 @@
             <wp:anchor distT="6985" distB="5715" distL="6985" distR="5715" simplePos="0" relativeHeight="5" behindDoc="1" locked="0" layoutInCell="1" allowOverlap="1" wp14:anchorId="300F772A">
               <wp:simplePos x="0" y="0"/>
               <wp:positionH relativeFrom="column">
-                <wp:posOffset>1090930</wp:posOffset>
+                <wp:posOffset>1089660</wp:posOffset>
               </wp:positionH>
               <wp:positionV relativeFrom="paragraph">
                 <wp:posOffset>-459105</wp:posOffset>
@@ -1444,7 +1460,7 @@
         </mc:Choice>
         <mc:Fallback>
           <w:pict>
-            <v:rect id="shape_0" fillcolor="#f79646" stroked="t" o:allowincell="f" style="position:absolute;margin-left:85.9pt;margin-top:-36.2pt;width:353.2pt;height:6.7pt;flip:y;mso-wrap-style:none;v-text-anchor:middle" wp14:anchorId="300F772A">
+            <v:rect id="shape_0" fillcolor="#f79646" stroked="t" o:allowincell="f" style="position:absolute;margin-left:85.8pt;margin-top:-36.2pt;width:353.2pt;height:6.7pt;flip:y;mso-wrap-style:none;v-text-anchor:middle" wp14:anchorId="300F772A">
               <v:fill o:detectmouseclick="t" type="solid" color2="#0869b9"/>
               <v:stroke color="#f79646" weight="12600" joinstyle="miter" endcap="flat"/>
               <v:shadow on="t" obscured="f" color="#fbd4b4"/>
@@ -1912,7 +1928,7 @@
             <wp:anchor distT="6985" distB="5715" distL="6985" distR="5715" simplePos="0" relativeHeight="5" behindDoc="1" locked="0" layoutInCell="1" allowOverlap="1" wp14:anchorId="300F772A">
               <wp:simplePos x="0" y="0"/>
               <wp:positionH relativeFrom="column">
-                <wp:posOffset>1090930</wp:posOffset>
+                <wp:posOffset>1089660</wp:posOffset>
               </wp:positionH>
               <wp:positionV relativeFrom="paragraph">
                 <wp:posOffset>-459105</wp:posOffset>
@@ -1965,7 +1981,7 @@
         </mc:Choice>
         <mc:Fallback>
           <w:pict>
-            <v:rect id="shape_0" fillcolor="#f79646" stroked="t" o:allowincell="f" style="position:absolute;margin-left:85.9pt;margin-top:-36.2pt;width:353.2pt;height:6.7pt;flip:y;mso-wrap-style:none;v-text-anchor:middle" wp14:anchorId="300F772A">
+            <v:rect id="shape_0" fillcolor="#f79646" stroked="t" o:allowincell="f" style="position:absolute;margin-left:85.8pt;margin-top:-36.2pt;width:353.2pt;height:6.7pt;flip:y;mso-wrap-style:none;v-text-anchor:middle" wp14:anchorId="300F772A">
               <v:fill o:detectmouseclick="t" type="solid" color2="#0869b9"/>
               <v:stroke color="#f79646" weight="12600" joinstyle="miter" endcap="flat"/>
               <v:shadow on="t" obscured="f" color="#fbd4b4"/>

--- a/(F)TERMO DE INSTAURAÇÃO E DELIBERAÇÃO.docx
+++ b/(F)TERMO DE INSTAURAÇÃO E DELIBERAÇÃO.docx
@@ -174,23 +174,7 @@
           <w:szCs w:val="22"/>
           <w:shd w:fill="FFFF00" w:val="clear"/>
         </w:rPr>
-        <w:t>{{Matr</w:t>
-      </w:r>
-      <w:r>
-        <w:rPr>
-          <w:sz w:val="22"/>
-          <w:szCs w:val="22"/>
-          <w:shd w:fill="FFFF00" w:val="clear"/>
-        </w:rPr>
-        <w:t>i</w:t>
-      </w:r>
-      <w:r>
-        <w:rPr>
-          <w:sz w:val="22"/>
-          <w:szCs w:val="22"/>
-          <w:shd w:fill="FFFF00" w:val="clear"/>
-        </w:rPr>
-        <w:t>cula}}</w:t>
+        <w:t>{{Matricula}}</w:t>
       </w:r>
       <w:r>
         <w:rPr>
@@ -1148,7 +1132,7 @@
                       <w:txbxContent>
                         <w:p>
                           <w:pPr>
-                            <w:pStyle w:val="Contedodoquadro"/>
+                            <w:pStyle w:val="Contedodoquadrouser"/>
                             <w:widowControl/>
                             <w:suppressAutoHyphens w:val="true"/>
                             <w:bidi w:val="0"/>
@@ -1169,7 +1153,7 @@
                         </w:p>
                         <w:p>
                           <w:pPr>
-                            <w:pStyle w:val="Contedodoquadro"/>
+                            <w:pStyle w:val="Contedodoquadrouser"/>
                             <w:widowControl/>
                             <w:suppressAutoHyphens w:val="true"/>
                             <w:bidi w:val="0"/>
@@ -1190,7 +1174,7 @@
                         </w:p>
                         <w:p>
                           <w:pPr>
-                            <w:pStyle w:val="Contedodoquadro"/>
+                            <w:pStyle w:val="Contedodoquadrouser"/>
                             <w:widowControl/>
                             <w:suppressAutoHyphens w:val="true"/>
                             <w:bidi w:val="0"/>
@@ -1210,7 +1194,7 @@
                         </w:p>
                         <w:p>
                           <w:pPr>
-                            <w:pStyle w:val="Contedodoquadro"/>
+                            <w:pStyle w:val="Contedodoquadrouser"/>
                             <w:widowControl/>
                             <w:suppressAutoHyphens w:val="true"/>
                             <w:bidi w:val="0"/>
@@ -1230,7 +1214,7 @@
                         </w:p>
                         <w:p>
                           <w:pPr>
-                            <w:pStyle w:val="Contedodoquadro"/>
+                            <w:pStyle w:val="Contedodoquadrouser"/>
                             <w:spacing w:lineRule="auto" w:line="240" w:before="0" w:after="0"/>
                             <w:jc w:val="both"/>
                             <w:rPr>
@@ -1247,7 +1231,7 @@
                         </w:p>
                         <w:p>
                           <w:pPr>
-                            <w:pStyle w:val="Contedodoquadro"/>
+                            <w:pStyle w:val="Contedodoquadrouser"/>
                             <w:spacing w:lineRule="auto" w:line="240" w:before="0" w:after="0"/>
                             <w:jc w:val="both"/>
                             <w:rPr>
@@ -1281,7 +1265,7 @@
                 <w:txbxContent>
                   <w:p>
                     <w:pPr>
-                      <w:pStyle w:val="Contedodoquadro"/>
+                      <w:pStyle w:val="Contedodoquadrouser"/>
                       <w:widowControl/>
                       <w:suppressAutoHyphens w:val="true"/>
                       <w:bidi w:val="0"/>
@@ -1302,7 +1286,7 @@
                   </w:p>
                   <w:p>
                     <w:pPr>
-                      <w:pStyle w:val="Contedodoquadro"/>
+                      <w:pStyle w:val="Contedodoquadrouser"/>
                       <w:widowControl/>
                       <w:suppressAutoHyphens w:val="true"/>
                       <w:bidi w:val="0"/>
@@ -1323,7 +1307,7 @@
                   </w:p>
                   <w:p>
                     <w:pPr>
-                      <w:pStyle w:val="Contedodoquadro"/>
+                      <w:pStyle w:val="Contedodoquadrouser"/>
                       <w:widowControl/>
                       <w:suppressAutoHyphens w:val="true"/>
                       <w:bidi w:val="0"/>
@@ -1343,7 +1327,7 @@
                   </w:p>
                   <w:p>
                     <w:pPr>
-                      <w:pStyle w:val="Contedodoquadro"/>
+                      <w:pStyle w:val="Contedodoquadrouser"/>
                       <w:widowControl/>
                       <w:suppressAutoHyphens w:val="true"/>
                       <w:bidi w:val="0"/>
@@ -1363,7 +1347,7 @@
                   </w:p>
                   <w:p>
                     <w:pPr>
-                      <w:pStyle w:val="Contedodoquadro"/>
+                      <w:pStyle w:val="Contedodoquadrouser"/>
                       <w:spacing w:lineRule="auto" w:line="240" w:before="0" w:after="0"/>
                       <w:jc w:val="both"/>
                       <w:rPr>
@@ -1380,7 +1364,7 @@
                   </w:p>
                   <w:p>
                     <w:pPr>
-                      <w:pStyle w:val="Contedodoquadro"/>
+                      <w:pStyle w:val="Contedodoquadrouser"/>
                       <w:spacing w:lineRule="auto" w:line="240" w:before="0" w:after="0"/>
                       <w:jc w:val="both"/>
                       <w:rPr>
@@ -1407,7 +1391,7 @@
             <wp:anchor distT="6985" distB="5715" distL="6985" distR="5715" simplePos="0" relativeHeight="5" behindDoc="1" locked="0" layoutInCell="1" allowOverlap="1" wp14:anchorId="300F772A">
               <wp:simplePos x="0" y="0"/>
               <wp:positionH relativeFrom="column">
-                <wp:posOffset>1089660</wp:posOffset>
+                <wp:posOffset>1089025</wp:posOffset>
               </wp:positionH>
               <wp:positionV relativeFrom="paragraph">
                 <wp:posOffset>-459105</wp:posOffset>
@@ -1460,7 +1444,7 @@
         </mc:Choice>
         <mc:Fallback>
           <w:pict>
-            <v:rect id="shape_0" fillcolor="#f79646" stroked="t" o:allowincell="f" style="position:absolute;margin-left:85.8pt;margin-top:-36.2pt;width:353.2pt;height:6.7pt;flip:y;mso-wrap-style:none;v-text-anchor:middle" wp14:anchorId="300F772A">
+            <v:rect id="shape_0" fillcolor="#f79646" stroked="t" o:allowincell="f" style="position:absolute;margin-left:85.75pt;margin-top:-36.2pt;width:353.2pt;height:6.7pt;flip:y;mso-wrap-style:none;v-text-anchor:middle" wp14:anchorId="300F772A">
               <v:fill o:detectmouseclick="t" type="solid" color2="#0869b9"/>
               <v:stroke color="#f79646" weight="12600" joinstyle="miter" endcap="flat"/>
               <v:shadow on="t" obscured="f" color="#fbd4b4"/>
@@ -1669,7 +1653,7 @@
                       <w:txbxContent>
                         <w:p>
                           <w:pPr>
-                            <w:pStyle w:val="Contedodoquadro"/>
+                            <w:pStyle w:val="Contedodoquadrouser"/>
                             <w:widowControl/>
                             <w:suppressAutoHyphens w:val="true"/>
                             <w:bidi w:val="0"/>
@@ -1690,7 +1674,7 @@
                         </w:p>
                         <w:p>
                           <w:pPr>
-                            <w:pStyle w:val="Contedodoquadro"/>
+                            <w:pStyle w:val="Contedodoquadrouser"/>
                             <w:widowControl/>
                             <w:suppressAutoHyphens w:val="true"/>
                             <w:bidi w:val="0"/>
@@ -1711,7 +1695,7 @@
                         </w:p>
                         <w:p>
                           <w:pPr>
-                            <w:pStyle w:val="Contedodoquadro"/>
+                            <w:pStyle w:val="Contedodoquadrouser"/>
                             <w:widowControl/>
                             <w:suppressAutoHyphens w:val="true"/>
                             <w:bidi w:val="0"/>
@@ -1731,7 +1715,7 @@
                         </w:p>
                         <w:p>
                           <w:pPr>
-                            <w:pStyle w:val="Contedodoquadro"/>
+                            <w:pStyle w:val="Contedodoquadrouser"/>
                             <w:widowControl/>
                             <w:suppressAutoHyphens w:val="true"/>
                             <w:bidi w:val="0"/>
@@ -1751,7 +1735,7 @@
                         </w:p>
                         <w:p>
                           <w:pPr>
-                            <w:pStyle w:val="Contedodoquadro"/>
+                            <w:pStyle w:val="Contedodoquadrouser"/>
                             <w:spacing w:lineRule="auto" w:line="240" w:before="0" w:after="0"/>
                             <w:jc w:val="both"/>
                             <w:rPr>
@@ -1768,7 +1752,7 @@
                         </w:p>
                         <w:p>
                           <w:pPr>
-                            <w:pStyle w:val="Contedodoquadro"/>
+                            <w:pStyle w:val="Contedodoquadrouser"/>
                             <w:spacing w:lineRule="auto" w:line="240" w:before="0" w:after="0"/>
                             <w:jc w:val="both"/>
                             <w:rPr>
@@ -1802,7 +1786,7 @@
                 <w:txbxContent>
                   <w:p>
                     <w:pPr>
-                      <w:pStyle w:val="Contedodoquadro"/>
+                      <w:pStyle w:val="Contedodoquadrouser"/>
                       <w:widowControl/>
                       <w:suppressAutoHyphens w:val="true"/>
                       <w:bidi w:val="0"/>
@@ -1823,7 +1807,7 @@
                   </w:p>
                   <w:p>
                     <w:pPr>
-                      <w:pStyle w:val="Contedodoquadro"/>
+                      <w:pStyle w:val="Contedodoquadrouser"/>
                       <w:widowControl/>
                       <w:suppressAutoHyphens w:val="true"/>
                       <w:bidi w:val="0"/>
@@ -1844,7 +1828,7 @@
                   </w:p>
                   <w:p>
                     <w:pPr>
-                      <w:pStyle w:val="Contedodoquadro"/>
+                      <w:pStyle w:val="Contedodoquadrouser"/>
                       <w:widowControl/>
                       <w:suppressAutoHyphens w:val="true"/>
                       <w:bidi w:val="0"/>
@@ -1864,7 +1848,7 @@
                   </w:p>
                   <w:p>
                     <w:pPr>
-                      <w:pStyle w:val="Contedodoquadro"/>
+                      <w:pStyle w:val="Contedodoquadrouser"/>
                       <w:widowControl/>
                       <w:suppressAutoHyphens w:val="true"/>
                       <w:bidi w:val="0"/>
@@ -1884,7 +1868,7 @@
                   </w:p>
                   <w:p>
                     <w:pPr>
-                      <w:pStyle w:val="Contedodoquadro"/>
+                      <w:pStyle w:val="Contedodoquadrouser"/>
                       <w:spacing w:lineRule="auto" w:line="240" w:before="0" w:after="0"/>
                       <w:jc w:val="both"/>
                       <w:rPr>
@@ -1901,7 +1885,7 @@
                   </w:p>
                   <w:p>
                     <w:pPr>
-                      <w:pStyle w:val="Contedodoquadro"/>
+                      <w:pStyle w:val="Contedodoquadrouser"/>
                       <w:spacing w:lineRule="auto" w:line="240" w:before="0" w:after="0"/>
                       <w:jc w:val="both"/>
                       <w:rPr>
@@ -1928,7 +1912,7 @@
             <wp:anchor distT="6985" distB="5715" distL="6985" distR="5715" simplePos="0" relativeHeight="5" behindDoc="1" locked="0" layoutInCell="1" allowOverlap="1" wp14:anchorId="300F772A">
               <wp:simplePos x="0" y="0"/>
               <wp:positionH relativeFrom="column">
-                <wp:posOffset>1089660</wp:posOffset>
+                <wp:posOffset>1089025</wp:posOffset>
               </wp:positionH>
               <wp:positionV relativeFrom="paragraph">
                 <wp:posOffset>-459105</wp:posOffset>
@@ -1981,7 +1965,7 @@
         </mc:Choice>
         <mc:Fallback>
           <w:pict>
-            <v:rect id="shape_0" fillcolor="#f79646" stroked="t" o:allowincell="f" style="position:absolute;margin-left:85.8pt;margin-top:-36.2pt;width:353.2pt;height:6.7pt;flip:y;mso-wrap-style:none;v-text-anchor:middle" wp14:anchorId="300F772A">
+            <v:rect id="shape_0" fillcolor="#f79646" stroked="t" o:allowincell="f" style="position:absolute;margin-left:85.75pt;margin-top:-36.2pt;width:353.2pt;height:6.7pt;flip:y;mso-wrap-style:none;v-text-anchor:middle" wp14:anchorId="300F772A">
               <v:fill o:detectmouseclick="t" type="solid" color2="#0869b9"/>
               <v:stroke color="#f79646" weight="12600" joinstyle="miter" endcap="flat"/>
               <v:shadow on="t" obscured="f" color="#fbd4b4"/>
@@ -2684,15 +2668,15 @@
       <w:rFonts w:cs="Arial"/>
     </w:rPr>
   </w:style>
-  <w:style w:type="paragraph" w:styleId="Cabealhoerodap">
-    <w:name w:val="Cabeçalho e rodapé"/>
+  <w:style w:type="paragraph" w:styleId="Cabealhoerodapuser">
+    <w:name w:val="Cabeçalho e rodapé (user)"/>
     <w:basedOn w:val="Normal"/>
     <w:qFormat/>
     <w:pPr/>
     <w:rPr/>
   </w:style>
-  <w:style w:type="paragraph" w:styleId="Cabealhoerodapuser">
-    <w:name w:val="Cabeçalho e rodapé (user)"/>
+  <w:style w:type="paragraph" w:styleId="Cabealhoerodap">
+    <w:name w:val="Cabeçalho e rodapé"/>
     <w:basedOn w:val="Normal"/>
     <w:qFormat/>
     <w:pPr/>
@@ -2762,15 +2746,15 @@
       <w:lang w:eastAsia="pt-BR"/>
     </w:rPr>
   </w:style>
-  <w:style w:type="paragraph" w:styleId="Contedodoquadro">
-    <w:name w:val="Conteúdo do quadro"/>
+  <w:style w:type="paragraph" w:styleId="Contedodoquadrouser">
+    <w:name w:val="Conteúdo do quadro (user)"/>
     <w:basedOn w:val="Normal"/>
     <w:qFormat/>
     <w:pPr/>
     <w:rPr/>
   </w:style>
-  <w:style w:type="paragraph" w:styleId="Contedodoquadrouser">
-    <w:name w:val="Conteúdo do quadro (user)"/>
+  <w:style w:type="paragraph" w:styleId="Contedodoquadro">
+    <w:name w:val="Conteúdo do quadro"/>
     <w:basedOn w:val="Normal"/>
     <w:qFormat/>
     <w:pPr/>
@@ -2815,8 +2799,8 @@
       <w:lang w:val="pt-BR" w:eastAsia="pt-BR" w:bidi="ar-SA"/>
     </w:rPr>
   </w:style>
-  <w:style w:type="numbering" w:styleId="Semlista" w:default="1">
-    <w:name w:val="Sem lista"/>
+  <w:style w:type="numbering" w:styleId="Semlistauser" w:default="1">
+    <w:name w:val="Sem lista (user)"/>
     <w:uiPriority w:val="99"/>
     <w:semiHidden/>
     <w:unhideWhenUsed/>

--- a/(F)TERMO DE INSTAURAÇÃO E DELIBERAÇÃO.docx
+++ b/(F)TERMO DE INSTAURAÇÃO E DELIBERAÇÃO.docx
@@ -151,7 +151,7 @@
           <w:szCs w:val="22"/>
         </w:rPr>
         <w:tab/>
-        <w:t xml:space="preserve">A Comissão de Requalificação e Readaptação Funcional (CORREF), em conformidade com suas atribuições regimentais, por meio do presente Termo, instaura o Processo Administrativo Digital de Requalificação e Readaptação Funcional referente à servidora </w:t>
+        <w:t xml:space="preserve">A Comissão de Requalificação e Readaptação Funcional (CORREF), em conformidade com suas atribuições regimentais, por meio do presente Termo, instaura o Processo Administrativo Digital de Requalificação e Readaptação Funcional referente ao servidor </w:t>
       </w:r>
       <w:r>
         <w:rPr>
@@ -1132,7 +1132,7 @@
                       <w:txbxContent>
                         <w:p>
                           <w:pPr>
-                            <w:pStyle w:val="Contedodoquadrouser"/>
+                            <w:pStyle w:val="Contedodoquadro"/>
                             <w:widowControl/>
                             <w:suppressAutoHyphens w:val="true"/>
                             <w:bidi w:val="0"/>
@@ -1153,7 +1153,7 @@
                         </w:p>
                         <w:p>
                           <w:pPr>
-                            <w:pStyle w:val="Contedodoquadrouser"/>
+                            <w:pStyle w:val="Contedodoquadro"/>
                             <w:widowControl/>
                             <w:suppressAutoHyphens w:val="true"/>
                             <w:bidi w:val="0"/>
@@ -1174,7 +1174,7 @@
                         </w:p>
                         <w:p>
                           <w:pPr>
-                            <w:pStyle w:val="Contedodoquadrouser"/>
+                            <w:pStyle w:val="Contedodoquadro"/>
                             <w:widowControl/>
                             <w:suppressAutoHyphens w:val="true"/>
                             <w:bidi w:val="0"/>
@@ -1194,7 +1194,7 @@
                         </w:p>
                         <w:p>
                           <w:pPr>
-                            <w:pStyle w:val="Contedodoquadrouser"/>
+                            <w:pStyle w:val="Contedodoquadro"/>
                             <w:widowControl/>
                             <w:suppressAutoHyphens w:val="true"/>
                             <w:bidi w:val="0"/>
@@ -1214,7 +1214,7 @@
                         </w:p>
                         <w:p>
                           <w:pPr>
-                            <w:pStyle w:val="Contedodoquadrouser"/>
+                            <w:pStyle w:val="Contedodoquadro"/>
                             <w:spacing w:lineRule="auto" w:line="240" w:before="0" w:after="0"/>
                             <w:jc w:val="both"/>
                             <w:rPr>
@@ -1231,7 +1231,7 @@
                         </w:p>
                         <w:p>
                           <w:pPr>
-                            <w:pStyle w:val="Contedodoquadrouser"/>
+                            <w:pStyle w:val="Contedodoquadro"/>
                             <w:spacing w:lineRule="auto" w:line="240" w:before="0" w:after="0"/>
                             <w:jc w:val="both"/>
                             <w:rPr>
@@ -1265,7 +1265,7 @@
                 <w:txbxContent>
                   <w:p>
                     <w:pPr>
-                      <w:pStyle w:val="Contedodoquadrouser"/>
+                      <w:pStyle w:val="Contedodoquadro"/>
                       <w:widowControl/>
                       <w:suppressAutoHyphens w:val="true"/>
                       <w:bidi w:val="0"/>
@@ -1286,7 +1286,7 @@
                   </w:p>
                   <w:p>
                     <w:pPr>
-                      <w:pStyle w:val="Contedodoquadrouser"/>
+                      <w:pStyle w:val="Contedodoquadro"/>
                       <w:widowControl/>
                       <w:suppressAutoHyphens w:val="true"/>
                       <w:bidi w:val="0"/>
@@ -1307,7 +1307,7 @@
                   </w:p>
                   <w:p>
                     <w:pPr>
-                      <w:pStyle w:val="Contedodoquadrouser"/>
+                      <w:pStyle w:val="Contedodoquadro"/>
                       <w:widowControl/>
                       <w:suppressAutoHyphens w:val="true"/>
                       <w:bidi w:val="0"/>
@@ -1327,7 +1327,7 @@
                   </w:p>
                   <w:p>
                     <w:pPr>
-                      <w:pStyle w:val="Contedodoquadrouser"/>
+                      <w:pStyle w:val="Contedodoquadro"/>
                       <w:widowControl/>
                       <w:suppressAutoHyphens w:val="true"/>
                       <w:bidi w:val="0"/>
@@ -1347,7 +1347,7 @@
                   </w:p>
                   <w:p>
                     <w:pPr>
-                      <w:pStyle w:val="Contedodoquadrouser"/>
+                      <w:pStyle w:val="Contedodoquadro"/>
                       <w:spacing w:lineRule="auto" w:line="240" w:before="0" w:after="0"/>
                       <w:jc w:val="both"/>
                       <w:rPr>
@@ -1364,7 +1364,7 @@
                   </w:p>
                   <w:p>
                     <w:pPr>
-                      <w:pStyle w:val="Contedodoquadrouser"/>
+                      <w:pStyle w:val="Contedodoquadro"/>
                       <w:spacing w:lineRule="auto" w:line="240" w:before="0" w:after="0"/>
                       <w:jc w:val="both"/>
                       <w:rPr>
@@ -1391,7 +1391,7 @@
             <wp:anchor distT="6985" distB="5715" distL="6985" distR="5715" simplePos="0" relativeHeight="5" behindDoc="1" locked="0" layoutInCell="1" allowOverlap="1" wp14:anchorId="300F772A">
               <wp:simplePos x="0" y="0"/>
               <wp:positionH relativeFrom="column">
-                <wp:posOffset>1089025</wp:posOffset>
+                <wp:posOffset>1088390</wp:posOffset>
               </wp:positionH>
               <wp:positionV relativeFrom="paragraph">
                 <wp:posOffset>-459105</wp:posOffset>
@@ -1444,7 +1444,7 @@
         </mc:Choice>
         <mc:Fallback>
           <w:pict>
-            <v:rect id="shape_0" fillcolor="#f79646" stroked="t" o:allowincell="f" style="position:absolute;margin-left:85.75pt;margin-top:-36.2pt;width:353.2pt;height:6.7pt;flip:y;mso-wrap-style:none;v-text-anchor:middle" wp14:anchorId="300F772A">
+            <v:rect id="shape_0" fillcolor="#f79646" stroked="t" o:allowincell="f" style="position:absolute;margin-left:85.7pt;margin-top:-36.2pt;width:353.2pt;height:6.7pt;flip:y;mso-wrap-style:none;v-text-anchor:middle" wp14:anchorId="300F772A">
               <v:fill o:detectmouseclick="t" type="solid" color2="#0869b9"/>
               <v:stroke color="#f79646" weight="12600" joinstyle="miter" endcap="flat"/>
               <v:shadow on="t" obscured="f" color="#fbd4b4"/>
@@ -1653,7 +1653,7 @@
                       <w:txbxContent>
                         <w:p>
                           <w:pPr>
-                            <w:pStyle w:val="Contedodoquadrouser"/>
+                            <w:pStyle w:val="Contedodoquadro"/>
                             <w:widowControl/>
                             <w:suppressAutoHyphens w:val="true"/>
                             <w:bidi w:val="0"/>
@@ -1674,7 +1674,7 @@
                         </w:p>
                         <w:p>
                           <w:pPr>
-                            <w:pStyle w:val="Contedodoquadrouser"/>
+                            <w:pStyle w:val="Contedodoquadro"/>
                             <w:widowControl/>
                             <w:suppressAutoHyphens w:val="true"/>
                             <w:bidi w:val="0"/>
@@ -1695,7 +1695,7 @@
                         </w:p>
                         <w:p>
                           <w:pPr>
-                            <w:pStyle w:val="Contedodoquadrouser"/>
+                            <w:pStyle w:val="Contedodoquadro"/>
                             <w:widowControl/>
                             <w:suppressAutoHyphens w:val="true"/>
                             <w:bidi w:val="0"/>
@@ -1715,7 +1715,7 @@
                         </w:p>
                         <w:p>
                           <w:pPr>
-                            <w:pStyle w:val="Contedodoquadrouser"/>
+                            <w:pStyle w:val="Contedodoquadro"/>
                             <w:widowControl/>
                             <w:suppressAutoHyphens w:val="true"/>
                             <w:bidi w:val="0"/>
@@ -1735,7 +1735,7 @@
                         </w:p>
                         <w:p>
                           <w:pPr>
-                            <w:pStyle w:val="Contedodoquadrouser"/>
+                            <w:pStyle w:val="Contedodoquadro"/>
                             <w:spacing w:lineRule="auto" w:line="240" w:before="0" w:after="0"/>
                             <w:jc w:val="both"/>
                             <w:rPr>
@@ -1752,7 +1752,7 @@
                         </w:p>
                         <w:p>
                           <w:pPr>
-                            <w:pStyle w:val="Contedodoquadrouser"/>
+                            <w:pStyle w:val="Contedodoquadro"/>
                             <w:spacing w:lineRule="auto" w:line="240" w:before="0" w:after="0"/>
                             <w:jc w:val="both"/>
                             <w:rPr>
@@ -1786,7 +1786,7 @@
                 <w:txbxContent>
                   <w:p>
                     <w:pPr>
-                      <w:pStyle w:val="Contedodoquadrouser"/>
+                      <w:pStyle w:val="Contedodoquadro"/>
                       <w:widowControl/>
                       <w:suppressAutoHyphens w:val="true"/>
                       <w:bidi w:val="0"/>
@@ -1807,7 +1807,7 @@
                   </w:p>
                   <w:p>
                     <w:pPr>
-                      <w:pStyle w:val="Contedodoquadrouser"/>
+                      <w:pStyle w:val="Contedodoquadro"/>
                       <w:widowControl/>
                       <w:suppressAutoHyphens w:val="true"/>
                       <w:bidi w:val="0"/>
@@ -1828,7 +1828,7 @@
                   </w:p>
                   <w:p>
                     <w:pPr>
-                      <w:pStyle w:val="Contedodoquadrouser"/>
+                      <w:pStyle w:val="Contedodoquadro"/>
                       <w:widowControl/>
                       <w:suppressAutoHyphens w:val="true"/>
                       <w:bidi w:val="0"/>
@@ -1848,7 +1848,7 @@
                   </w:p>
                   <w:p>
                     <w:pPr>
-                      <w:pStyle w:val="Contedodoquadrouser"/>
+                      <w:pStyle w:val="Contedodoquadro"/>
                       <w:widowControl/>
                       <w:suppressAutoHyphens w:val="true"/>
                       <w:bidi w:val="0"/>
@@ -1868,7 +1868,7 @@
                   </w:p>
                   <w:p>
                     <w:pPr>
-                      <w:pStyle w:val="Contedodoquadrouser"/>
+                      <w:pStyle w:val="Contedodoquadro"/>
                       <w:spacing w:lineRule="auto" w:line="240" w:before="0" w:after="0"/>
                       <w:jc w:val="both"/>
                       <w:rPr>
@@ -1885,7 +1885,7 @@
                   </w:p>
                   <w:p>
                     <w:pPr>
-                      <w:pStyle w:val="Contedodoquadrouser"/>
+                      <w:pStyle w:val="Contedodoquadro"/>
                       <w:spacing w:lineRule="auto" w:line="240" w:before="0" w:after="0"/>
                       <w:jc w:val="both"/>
                       <w:rPr>
@@ -1912,7 +1912,7 @@
             <wp:anchor distT="6985" distB="5715" distL="6985" distR="5715" simplePos="0" relativeHeight="5" behindDoc="1" locked="0" layoutInCell="1" allowOverlap="1" wp14:anchorId="300F772A">
               <wp:simplePos x="0" y="0"/>
               <wp:positionH relativeFrom="column">
-                <wp:posOffset>1089025</wp:posOffset>
+                <wp:posOffset>1088390</wp:posOffset>
               </wp:positionH>
               <wp:positionV relativeFrom="paragraph">
                 <wp:posOffset>-459105</wp:posOffset>
@@ -1965,7 +1965,7 @@
         </mc:Choice>
         <mc:Fallback>
           <w:pict>
-            <v:rect id="shape_0" fillcolor="#f79646" stroked="t" o:allowincell="f" style="position:absolute;margin-left:85.75pt;margin-top:-36.2pt;width:353.2pt;height:6.7pt;flip:y;mso-wrap-style:none;v-text-anchor:middle" wp14:anchorId="300F772A">
+            <v:rect id="shape_0" fillcolor="#f79646" stroked="t" o:allowincell="f" style="position:absolute;margin-left:85.7pt;margin-top:-36.2pt;width:353.2pt;height:6.7pt;flip:y;mso-wrap-style:none;v-text-anchor:middle" wp14:anchorId="300F772A">
               <v:fill o:detectmouseclick="t" type="solid" color2="#0869b9"/>
               <v:stroke color="#f79646" weight="12600" joinstyle="miter" endcap="flat"/>
               <v:shadow on="t" obscured="f" color="#fbd4b4"/>
@@ -2668,15 +2668,15 @@
       <w:rFonts w:cs="Arial"/>
     </w:rPr>
   </w:style>
-  <w:style w:type="paragraph" w:styleId="Cabealhoerodapuser">
-    <w:name w:val="Cabeçalho e rodapé (user)"/>
+  <w:style w:type="paragraph" w:styleId="Cabealhoerodap">
+    <w:name w:val="Cabeçalho e rodapé"/>
     <w:basedOn w:val="Normal"/>
     <w:qFormat/>
     <w:pPr/>
     <w:rPr/>
   </w:style>
-  <w:style w:type="paragraph" w:styleId="Cabealhoerodap">
-    <w:name w:val="Cabeçalho e rodapé"/>
+  <w:style w:type="paragraph" w:styleId="Cabealhoerodapuser">
+    <w:name w:val="Cabeçalho e rodapé (user)"/>
     <w:basedOn w:val="Normal"/>
     <w:qFormat/>
     <w:pPr/>
@@ -2746,15 +2746,15 @@
       <w:lang w:eastAsia="pt-BR"/>
     </w:rPr>
   </w:style>
-  <w:style w:type="paragraph" w:styleId="Contedodoquadrouser">
-    <w:name w:val="Conteúdo do quadro (user)"/>
+  <w:style w:type="paragraph" w:styleId="Contedodoquadro">
+    <w:name w:val="Conteúdo do quadro"/>
     <w:basedOn w:val="Normal"/>
     <w:qFormat/>
     <w:pPr/>
     <w:rPr/>
   </w:style>
-  <w:style w:type="paragraph" w:styleId="Contedodoquadro">
-    <w:name w:val="Conteúdo do quadro"/>
+  <w:style w:type="paragraph" w:styleId="Contedodoquadrouser">
+    <w:name w:val="Conteúdo do quadro (user)"/>
     <w:basedOn w:val="Normal"/>
     <w:qFormat/>
     <w:pPr/>
@@ -2799,8 +2799,8 @@
       <w:lang w:val="pt-BR" w:eastAsia="pt-BR" w:bidi="ar-SA"/>
     </w:rPr>
   </w:style>
-  <w:style w:type="numbering" w:styleId="Semlistauser" w:default="1">
-    <w:name w:val="Sem lista (user)"/>
+  <w:style w:type="numbering" w:styleId="Semlista" w:default="1">
+    <w:name w:val="Sem lista"/>
     <w:uiPriority w:val="99"/>
     <w:semiHidden/>
     <w:unhideWhenUsed/>

--- a/(F)TERMO DE INSTAURAÇÃO E DELIBERAÇÃO.docx
+++ b/(F)TERMO DE INSTAURAÇÃO E DELIBERAÇÃO.docx
@@ -151,7 +151,35 @@
           <w:szCs w:val="22"/>
         </w:rPr>
         <w:tab/>
-        <w:t xml:space="preserve">A Comissão de Requalificação e Readaptação Funcional (CORREF), em conformidade com suas atribuições regimentais, por meio do presente Termo, instaura o Processo Administrativo Digital de Requalificação e Readaptação Funcional referente ao servidor </w:t>
+        <w:t xml:space="preserve">A Comissão de Requalificação e Readaptação Funcional (CORREF), em conformidade com suas atribuições regimentais, por meio do presente Termo, instaura o Processo Administrativo Digital de Requalificação e Readaptação Funcional referente </w:t>
+      </w:r>
+      <w:r>
+        <w:rPr>
+          <w:sz w:val="22"/>
+          <w:szCs w:val="22"/>
+        </w:rPr>
+        <w:t>à</w:t>
+      </w:r>
+      <w:r>
+        <w:rPr>
+          <w:sz w:val="22"/>
+          <w:szCs w:val="22"/>
+        </w:rPr>
+        <w:t xml:space="preserve"> servidor</w:t>
+      </w:r>
+      <w:r>
+        <w:rPr>
+          <w:sz w:val="22"/>
+          <w:szCs w:val="22"/>
+        </w:rPr>
+        <w:t>a</w:t>
+      </w:r>
+      <w:r>
+        <w:rPr>
+          <w:sz w:val="22"/>
+          <w:szCs w:val="22"/>
+        </w:rPr>
+        <w:t xml:space="preserve"> </w:t>
       </w:r>
       <w:r>
         <w:rPr>
@@ -1132,7 +1160,7 @@
                       <w:txbxContent>
                         <w:p>
                           <w:pPr>
-                            <w:pStyle w:val="Contedodoquadro"/>
+                            <w:pStyle w:val="Contedodoquadrouser"/>
                             <w:widowControl/>
                             <w:suppressAutoHyphens w:val="true"/>
                             <w:bidi w:val="0"/>
@@ -1153,7 +1181,7 @@
                         </w:p>
                         <w:p>
                           <w:pPr>
-                            <w:pStyle w:val="Contedodoquadro"/>
+                            <w:pStyle w:val="Contedodoquadrouser"/>
                             <w:widowControl/>
                             <w:suppressAutoHyphens w:val="true"/>
                             <w:bidi w:val="0"/>
@@ -1174,7 +1202,7 @@
                         </w:p>
                         <w:p>
                           <w:pPr>
-                            <w:pStyle w:val="Contedodoquadro"/>
+                            <w:pStyle w:val="Contedodoquadrouser"/>
                             <w:widowControl/>
                             <w:suppressAutoHyphens w:val="true"/>
                             <w:bidi w:val="0"/>
@@ -1194,7 +1222,7 @@
                         </w:p>
                         <w:p>
                           <w:pPr>
-                            <w:pStyle w:val="Contedodoquadro"/>
+                            <w:pStyle w:val="Contedodoquadrouser"/>
                             <w:widowControl/>
                             <w:suppressAutoHyphens w:val="true"/>
                             <w:bidi w:val="0"/>
@@ -1214,7 +1242,7 @@
                         </w:p>
                         <w:p>
                           <w:pPr>
-                            <w:pStyle w:val="Contedodoquadro"/>
+                            <w:pStyle w:val="Contedodoquadrouser"/>
                             <w:spacing w:lineRule="auto" w:line="240" w:before="0" w:after="0"/>
                             <w:jc w:val="both"/>
                             <w:rPr>
@@ -1231,7 +1259,7 @@
                         </w:p>
                         <w:p>
                           <w:pPr>
-                            <w:pStyle w:val="Contedodoquadro"/>
+                            <w:pStyle w:val="Contedodoquadrouser"/>
                             <w:spacing w:lineRule="auto" w:line="240" w:before="0" w:after="0"/>
                             <w:jc w:val="both"/>
                             <w:rPr>
@@ -1265,7 +1293,7 @@
                 <w:txbxContent>
                   <w:p>
                     <w:pPr>
-                      <w:pStyle w:val="Contedodoquadro"/>
+                      <w:pStyle w:val="Contedodoquadrouser"/>
                       <w:widowControl/>
                       <w:suppressAutoHyphens w:val="true"/>
                       <w:bidi w:val="0"/>
@@ -1286,7 +1314,7 @@
                   </w:p>
                   <w:p>
                     <w:pPr>
-                      <w:pStyle w:val="Contedodoquadro"/>
+                      <w:pStyle w:val="Contedodoquadrouser"/>
                       <w:widowControl/>
                       <w:suppressAutoHyphens w:val="true"/>
                       <w:bidi w:val="0"/>
@@ -1307,7 +1335,7 @@
                   </w:p>
                   <w:p>
                     <w:pPr>
-                      <w:pStyle w:val="Contedodoquadro"/>
+                      <w:pStyle w:val="Contedodoquadrouser"/>
                       <w:widowControl/>
                       <w:suppressAutoHyphens w:val="true"/>
                       <w:bidi w:val="0"/>
@@ -1327,7 +1355,7 @@
                   </w:p>
                   <w:p>
                     <w:pPr>
-                      <w:pStyle w:val="Contedodoquadro"/>
+                      <w:pStyle w:val="Contedodoquadrouser"/>
                       <w:widowControl/>
                       <w:suppressAutoHyphens w:val="true"/>
                       <w:bidi w:val="0"/>
@@ -1347,7 +1375,7 @@
                   </w:p>
                   <w:p>
                     <w:pPr>
-                      <w:pStyle w:val="Contedodoquadro"/>
+                      <w:pStyle w:val="Contedodoquadrouser"/>
                       <w:spacing w:lineRule="auto" w:line="240" w:before="0" w:after="0"/>
                       <w:jc w:val="both"/>
                       <w:rPr>
@@ -1364,7 +1392,7 @@
                   </w:p>
                   <w:p>
                     <w:pPr>
-                      <w:pStyle w:val="Contedodoquadro"/>
+                      <w:pStyle w:val="Contedodoquadrouser"/>
                       <w:spacing w:lineRule="auto" w:line="240" w:before="0" w:after="0"/>
                       <w:jc w:val="both"/>
                       <w:rPr>
@@ -1391,7 +1419,7 @@
             <wp:anchor distT="6985" distB="5715" distL="6985" distR="5715" simplePos="0" relativeHeight="5" behindDoc="1" locked="0" layoutInCell="1" allowOverlap="1" wp14:anchorId="300F772A">
               <wp:simplePos x="0" y="0"/>
               <wp:positionH relativeFrom="column">
-                <wp:posOffset>1088390</wp:posOffset>
+                <wp:posOffset>1087755</wp:posOffset>
               </wp:positionH>
               <wp:positionV relativeFrom="paragraph">
                 <wp:posOffset>-459105</wp:posOffset>
@@ -1444,7 +1472,7 @@
         </mc:Choice>
         <mc:Fallback>
           <w:pict>
-            <v:rect id="shape_0" fillcolor="#f79646" stroked="t" o:allowincell="f" style="position:absolute;margin-left:85.7pt;margin-top:-36.2pt;width:353.2pt;height:6.7pt;flip:y;mso-wrap-style:none;v-text-anchor:middle" wp14:anchorId="300F772A">
+            <v:rect id="shape_0" fillcolor="#f79646" stroked="t" o:allowincell="f" style="position:absolute;margin-left:85.65pt;margin-top:-36.2pt;width:353.2pt;height:6.7pt;flip:y;mso-wrap-style:none;v-text-anchor:middle" wp14:anchorId="300F772A">
               <v:fill o:detectmouseclick="t" type="solid" color2="#0869b9"/>
               <v:stroke color="#f79646" weight="12600" joinstyle="miter" endcap="flat"/>
               <v:shadow on="t" obscured="f" color="#fbd4b4"/>
@@ -1653,7 +1681,7 @@
                       <w:txbxContent>
                         <w:p>
                           <w:pPr>
-                            <w:pStyle w:val="Contedodoquadro"/>
+                            <w:pStyle w:val="Contedodoquadrouser"/>
                             <w:widowControl/>
                             <w:suppressAutoHyphens w:val="true"/>
                             <w:bidi w:val="0"/>
@@ -1674,7 +1702,7 @@
                         </w:p>
                         <w:p>
                           <w:pPr>
-                            <w:pStyle w:val="Contedodoquadro"/>
+                            <w:pStyle w:val="Contedodoquadrouser"/>
                             <w:widowControl/>
                             <w:suppressAutoHyphens w:val="true"/>
                             <w:bidi w:val="0"/>
@@ -1695,7 +1723,7 @@
                         </w:p>
                         <w:p>
                           <w:pPr>
-                            <w:pStyle w:val="Contedodoquadro"/>
+                            <w:pStyle w:val="Contedodoquadrouser"/>
                             <w:widowControl/>
                             <w:suppressAutoHyphens w:val="true"/>
                             <w:bidi w:val="0"/>
@@ -1715,7 +1743,7 @@
                         </w:p>
                         <w:p>
                           <w:pPr>
-                            <w:pStyle w:val="Contedodoquadro"/>
+                            <w:pStyle w:val="Contedodoquadrouser"/>
                             <w:widowControl/>
                             <w:suppressAutoHyphens w:val="true"/>
                             <w:bidi w:val="0"/>
@@ -1735,7 +1763,7 @@
                         </w:p>
                         <w:p>
                           <w:pPr>
-                            <w:pStyle w:val="Contedodoquadro"/>
+                            <w:pStyle w:val="Contedodoquadrouser"/>
                             <w:spacing w:lineRule="auto" w:line="240" w:before="0" w:after="0"/>
                             <w:jc w:val="both"/>
                             <w:rPr>
@@ -1752,7 +1780,7 @@
                         </w:p>
                         <w:p>
                           <w:pPr>
-                            <w:pStyle w:val="Contedodoquadro"/>
+                            <w:pStyle w:val="Contedodoquadrouser"/>
                             <w:spacing w:lineRule="auto" w:line="240" w:before="0" w:after="0"/>
                             <w:jc w:val="both"/>
                             <w:rPr>
@@ -1786,7 +1814,7 @@
                 <w:txbxContent>
                   <w:p>
                     <w:pPr>
-                      <w:pStyle w:val="Contedodoquadro"/>
+                      <w:pStyle w:val="Contedodoquadrouser"/>
                       <w:widowControl/>
                       <w:suppressAutoHyphens w:val="true"/>
                       <w:bidi w:val="0"/>
@@ -1807,7 +1835,7 @@
                   </w:p>
                   <w:p>
                     <w:pPr>
-                      <w:pStyle w:val="Contedodoquadro"/>
+                      <w:pStyle w:val="Contedodoquadrouser"/>
                       <w:widowControl/>
                       <w:suppressAutoHyphens w:val="true"/>
                       <w:bidi w:val="0"/>
@@ -1828,7 +1856,7 @@
                   </w:p>
                   <w:p>
                     <w:pPr>
-                      <w:pStyle w:val="Contedodoquadro"/>
+                      <w:pStyle w:val="Contedodoquadrouser"/>
                       <w:widowControl/>
                       <w:suppressAutoHyphens w:val="true"/>
                       <w:bidi w:val="0"/>
@@ -1848,7 +1876,7 @@
                   </w:p>
                   <w:p>
                     <w:pPr>
-                      <w:pStyle w:val="Contedodoquadro"/>
+                      <w:pStyle w:val="Contedodoquadrouser"/>
                       <w:widowControl/>
                       <w:suppressAutoHyphens w:val="true"/>
                       <w:bidi w:val="0"/>
@@ -1868,7 +1896,7 @@
                   </w:p>
                   <w:p>
                     <w:pPr>
-                      <w:pStyle w:val="Contedodoquadro"/>
+                      <w:pStyle w:val="Contedodoquadrouser"/>
                       <w:spacing w:lineRule="auto" w:line="240" w:before="0" w:after="0"/>
                       <w:jc w:val="both"/>
                       <w:rPr>
@@ -1885,7 +1913,7 @@
                   </w:p>
                   <w:p>
                     <w:pPr>
-                      <w:pStyle w:val="Contedodoquadro"/>
+                      <w:pStyle w:val="Contedodoquadrouser"/>
                       <w:spacing w:lineRule="auto" w:line="240" w:before="0" w:after="0"/>
                       <w:jc w:val="both"/>
                       <w:rPr>
@@ -1912,7 +1940,7 @@
             <wp:anchor distT="6985" distB="5715" distL="6985" distR="5715" simplePos="0" relativeHeight="5" behindDoc="1" locked="0" layoutInCell="1" allowOverlap="1" wp14:anchorId="300F772A">
               <wp:simplePos x="0" y="0"/>
               <wp:positionH relativeFrom="column">
-                <wp:posOffset>1088390</wp:posOffset>
+                <wp:posOffset>1087755</wp:posOffset>
               </wp:positionH>
               <wp:positionV relativeFrom="paragraph">
                 <wp:posOffset>-459105</wp:posOffset>
@@ -1965,7 +1993,7 @@
         </mc:Choice>
         <mc:Fallback>
           <w:pict>
-            <v:rect id="shape_0" fillcolor="#f79646" stroked="t" o:allowincell="f" style="position:absolute;margin-left:85.7pt;margin-top:-36.2pt;width:353.2pt;height:6.7pt;flip:y;mso-wrap-style:none;v-text-anchor:middle" wp14:anchorId="300F772A">
+            <v:rect id="shape_0" fillcolor="#f79646" stroked="t" o:allowincell="f" style="position:absolute;margin-left:85.65pt;margin-top:-36.2pt;width:353.2pt;height:6.7pt;flip:y;mso-wrap-style:none;v-text-anchor:middle" wp14:anchorId="300F772A">
               <v:fill o:detectmouseclick="t" type="solid" color2="#0869b9"/>
               <v:stroke color="#f79646" weight="12600" joinstyle="miter" endcap="flat"/>
               <v:shadow on="t" obscured="f" color="#fbd4b4"/>
@@ -2668,15 +2696,15 @@
       <w:rFonts w:cs="Arial"/>
     </w:rPr>
   </w:style>
-  <w:style w:type="paragraph" w:styleId="Cabealhoerodap">
-    <w:name w:val="Cabeçalho e rodapé"/>
+  <w:style w:type="paragraph" w:styleId="Cabealhoerodapuser">
+    <w:name w:val="Cabeçalho e rodapé (user)"/>
     <w:basedOn w:val="Normal"/>
     <w:qFormat/>
     <w:pPr/>
     <w:rPr/>
   </w:style>
-  <w:style w:type="paragraph" w:styleId="Cabealhoerodapuser">
-    <w:name w:val="Cabeçalho e rodapé (user)"/>
+  <w:style w:type="paragraph" w:styleId="Cabealhoerodap">
+    <w:name w:val="Cabeçalho e rodapé"/>
     <w:basedOn w:val="Normal"/>
     <w:qFormat/>
     <w:pPr/>
@@ -2746,15 +2774,15 @@
       <w:lang w:eastAsia="pt-BR"/>
     </w:rPr>
   </w:style>
-  <w:style w:type="paragraph" w:styleId="Contedodoquadro">
-    <w:name w:val="Conteúdo do quadro"/>
+  <w:style w:type="paragraph" w:styleId="Contedodoquadrouser">
+    <w:name w:val="Conteúdo do quadro (user)"/>
     <w:basedOn w:val="Normal"/>
     <w:qFormat/>
     <w:pPr/>
     <w:rPr/>
   </w:style>
-  <w:style w:type="paragraph" w:styleId="Contedodoquadrouser">
-    <w:name w:val="Conteúdo do quadro (user)"/>
+  <w:style w:type="paragraph" w:styleId="Contedodoquadro">
+    <w:name w:val="Conteúdo do quadro"/>
     <w:basedOn w:val="Normal"/>
     <w:qFormat/>
     <w:pPr/>
@@ -2799,8 +2827,8 @@
       <w:lang w:val="pt-BR" w:eastAsia="pt-BR" w:bidi="ar-SA"/>
     </w:rPr>
   </w:style>
-  <w:style w:type="numbering" w:styleId="Semlista" w:default="1">
-    <w:name w:val="Sem lista"/>
+  <w:style w:type="numbering" w:styleId="Semlistauser" w:default="1">
+    <w:name w:val="Sem lista (user)"/>
     <w:uiPriority w:val="99"/>
     <w:semiHidden/>
     <w:unhideWhenUsed/>
